--- a/data/human_paras/human_para_1.docx
+++ b/data/human_paras/human_para_1.docx
@@ -4,7 +4,7 @@
   <w:body>
     <w:p>
       <w:r>
-        <w:t>Health care professionals can continuously monitor circumstances and connect those to regional, nationwide, and global patterns by finding trends and patterns and patterns (Ref-s441504). Health statistics give factual data that may be used to assist allocate governmental and non - governmental expenditures and identify where extensive research must be directed.</w:t>
+        <w:t>The research's character as a source of the particular elements that are being considered in the subject of investigation. Nature denotes the total number of units for persons where a collection is taken in order to get findings, and data were analyzed on it.</w:t>
       </w:r>
     </w:p>
     <w:sectPr>
